--- a/report/business_plan.docx
+++ b/report/business_plan.docx
@@ -17842,7 +17842,7 @@
               <w:rPr>
                 <w:sz w:val="18"/>
               </w:rPr>
-              <w:t>~59%</w:t>
+              <w:t>58.5%</w:t>
             </w:r>
           </w:p>
         </w:tc>
